--- a/Operatsii_PO_UMEN_ShENIYu_VESA_IKONOK.docx
+++ b/Operatsii_PO_UMEN_ShENIYu_VESA_IKONOK.docx
@@ -1,11 +1,14 @@
 
 <file path=word/document.xml><?xml version="1.0" encoding="utf-8"?>
-<w:document xmlns:wpc="http://schemas.microsoft.com/office/word/2010/wordprocessingCanvas" xmlns:cx="http://schemas.microsoft.com/office/drawing/2014/chartex" xmlns:mc="http://schemas.openxmlformats.org/markup-compatibility/2006" xmlns:o="urn:schemas-microsoft-com:office:office" xmlns:r="http://schemas.openxmlformats.org/officeDocument/2006/relationships" xmlns:m="http://schemas.openxmlformats.org/officeDocument/2006/math" xmlns:v="urn:schemas-microsoft-com:vml" xmlns:wp14="http://schemas.microsoft.com/office/word/2010/wordprocessingDrawing" xmlns:wp="http://schemas.openxmlformats.org/drawingml/2006/wordprocessingDrawing" xmlns:w10="urn:schemas-microsoft-com:office:word" xmlns:w="http://schemas.openxmlformats.org/wordprocessingml/2006/main" xmlns:w14="http://schemas.microsoft.com/office/word/2010/wordml" xmlns:w15="http://schemas.microsoft.com/office/word/2012/wordml" xmlns:w16se="http://schemas.microsoft.com/office/word/2015/wordml/symex" xmlns:wpg="http://schemas.microsoft.com/office/word/2010/wordprocessingGroup" xmlns:wpi="http://schemas.microsoft.com/office/word/2010/wordprocessingInk" xmlns:wne="http://schemas.microsoft.com/office/word/2006/wordml" xmlns:wps="http://schemas.microsoft.com/office/word/2010/wordprocessingShape" mc:Ignorable="w14 w15 w16se wp14">
+<w:document xmlns:wpc="http://schemas.microsoft.com/office/word/2010/wordprocessingCanvas" xmlns:cx="http://schemas.microsoft.com/office/drawing/2014/chartex" xmlns:cx1="http://schemas.microsoft.com/office/drawing/2015/9/8/chartex" xmlns:mc="http://schemas.openxmlformats.org/markup-compatibility/2006" xmlns:o="urn:schemas-microsoft-com:office:office" xmlns:r="http://schemas.openxmlformats.org/officeDocument/2006/relationships" xmlns:m="http://schemas.openxmlformats.org/officeDocument/2006/math" xmlns:v="urn:schemas-microsoft-com:vml" xmlns:wp14="http://schemas.microsoft.com/office/word/2010/wordprocessingDrawing" xmlns:wp="http://schemas.openxmlformats.org/drawingml/2006/wordprocessingDrawing" xmlns:w10="urn:schemas-microsoft-com:office:word" xmlns:w="http://schemas.openxmlformats.org/wordprocessingml/2006/main" xmlns:w14="http://schemas.microsoft.com/office/word/2010/wordml" xmlns:w15="http://schemas.microsoft.com/office/word/2012/wordml" xmlns:w16se="http://schemas.microsoft.com/office/word/2015/wordml/symex" xmlns:wpg="http://schemas.microsoft.com/office/word/2010/wordprocessingGroup" xmlns:wpi="http://schemas.microsoft.com/office/word/2010/wordprocessingInk" xmlns:wne="http://schemas.microsoft.com/office/word/2006/wordml" xmlns:wps="http://schemas.microsoft.com/office/word/2010/wordprocessingShape" mc:Ignorable="w14 w15 w16se wp14">
   <w:body>
     <w:p>
       <w:pPr>
         <w:spacing w:after="0"/>
         <w:ind w:firstLine="709"/>
+        <w:rPr>
+          <w:b/>
+        </w:rPr>
       </w:pPr>
       <w:r>
         <w:rPr>
@@ -25,12 +28,14 @@
         </w:rPr>
         <w:t>:</w:t>
       </w:r>
-      <w:bookmarkStart w:id="0" w:name="_GoBack"/>
-      <w:bookmarkEnd w:id="0"/>
-      <w:r>
-        <w:br/>
-      </w:r>
-      <w:r>
+      <w:r>
+        <w:br/>
+      </w:r>
+      <w:r>
+        <w:rPr>
+          <w:noProof/>
+          <w:lang w:eastAsia="ru-RU"/>
+        </w:rPr>
         <w:drawing>
           <wp:anchor distT="0" distB="0" distL="114300" distR="114300" simplePos="0" relativeHeight="251658240" behindDoc="0" locked="0" layoutInCell="1" allowOverlap="1" wp14:anchorId="18975DB1" wp14:editId="01F21D9B">
             <wp:simplePos x="0" y="0"/>
@@ -181,19 +186,62 @@
         </w:rPr>
         <w:t xml:space="preserve">72 пикселей на дюйм. </w:t>
       </w:r>
-      <w:r>
-        <w:rPr>
-          <w:b/>
-        </w:rPr>
-        <w:br/>
-      </w:r>
-      <w:r>
-        <w:rPr>
-          <w:b/>
-        </w:rPr>
-        <w:br/>
-      </w:r>
-      <w:r>
+    </w:p>
+    <w:p>
+      <w:pPr>
+        <w:spacing w:after="0"/>
+        <w:ind w:firstLine="709"/>
+        <w:rPr>
+          <w:b/>
+        </w:rPr>
+      </w:pPr>
+    </w:p>
+    <w:p>
+      <w:pPr>
+        <w:spacing w:after="0"/>
+        <w:ind w:firstLine="709"/>
+        <w:rPr>
+          <w:b/>
+        </w:rPr>
+      </w:pPr>
+    </w:p>
+    <w:p>
+      <w:pPr>
+        <w:spacing w:after="0"/>
+        <w:ind w:firstLine="709"/>
+        <w:rPr>
+          <w:b/>
+        </w:rPr>
+      </w:pPr>
+    </w:p>
+    <w:p>
+      <w:pPr>
+        <w:spacing w:after="0"/>
+        <w:ind w:firstLine="709"/>
+        <w:rPr>
+          <w:b/>
+        </w:rPr>
+      </w:pPr>
+    </w:p>
+    <w:p>
+      <w:pPr>
+        <w:spacing w:after="0"/>
+        <w:ind w:firstLine="709"/>
+      </w:pPr>
+      <w:r>
+        <w:rPr>
+          <w:b/>
+        </w:rPr>
+        <w:br/>
+      </w:r>
+      <w:r>
+        <w:rPr>
+          <w:b/>
+        </w:rPr>
+        <w:br/>
+      </w:r>
+      <w:r>
+        <w:lastRenderedPageBreak/>
         <w:t>обязательно  обрати внимание чтоб стояла галочка в «сохранить пропорции»</w:t>
       </w:r>
       <w:r>
@@ -222,7 +270,10 @@
         <w:br/>
       </w:r>
       <w:r>
-        <w:lastRenderedPageBreak/>
+        <w:rPr>
+          <w:noProof/>
+          <w:lang w:eastAsia="ru-RU"/>
+        </w:rPr>
         <w:drawing>
           <wp:inline distT="0" distB="0" distL="0" distR="0" wp14:anchorId="0B4E7801" wp14:editId="5C5E6DF1">
             <wp:extent cx="6048358" cy="6008914"/>
@@ -286,7 +337,32 @@
       <w:r>
         <w:br/>
       </w:r>
-      <w:r>
+    </w:p>
+    <w:p>
+      <w:pPr>
+        <w:spacing w:after="0"/>
+        <w:ind w:firstLine="709"/>
+      </w:pPr>
+    </w:p>
+    <w:p>
+      <w:pPr>
+        <w:spacing w:after="0"/>
+        <w:ind w:firstLine="709"/>
+      </w:pPr>
+    </w:p>
+    <w:p>
+      <w:pPr>
+        <w:spacing w:after="0"/>
+        <w:ind w:firstLine="709"/>
+      </w:pPr>
+    </w:p>
+    <w:p>
+      <w:pPr>
+        <w:spacing w:after="0"/>
+        <w:ind w:firstLine="709"/>
+      </w:pPr>
+      <w:r>
+        <w:lastRenderedPageBreak/>
         <w:br/>
         <w:t xml:space="preserve">далее: сохранить как </w:t>
       </w:r>
@@ -298,9 +374,6 @@
       </w:r>
       <w:r>
         <w:br/>
-      </w:r>
-      <w:r>
-        <w:br/>
         <w:t xml:space="preserve">обратить внимание на это значение, </w:t>
       </w:r>
       <w:r>
@@ -325,8 +398,9 @@
       <w:r>
         <w:rPr>
           <w:b/>
-        </w:rPr>
-        <w:lastRenderedPageBreak/>
+          <w:noProof/>
+          <w:lang w:eastAsia="ru-RU"/>
+        </w:rPr>
         <w:drawing>
           <wp:inline distT="0" distB="0" distL="0" distR="0" wp14:anchorId="181665F1" wp14:editId="61DA8509">
             <wp:extent cx="5939790" cy="4275455"/>
@@ -369,7 +443,100 @@
       <w:r>
         <w:br/>
       </w:r>
-      <w:r>
+    </w:p>
+    <w:p>
+      <w:pPr>
+        <w:spacing w:after="0"/>
+        <w:ind w:firstLine="709"/>
+      </w:pPr>
+    </w:p>
+    <w:p>
+      <w:pPr>
+        <w:spacing w:after="0"/>
+        <w:ind w:firstLine="709"/>
+      </w:pPr>
+    </w:p>
+    <w:p>
+      <w:pPr>
+        <w:spacing w:after="0"/>
+        <w:ind w:firstLine="709"/>
+      </w:pPr>
+    </w:p>
+    <w:p>
+      <w:pPr>
+        <w:spacing w:after="0"/>
+        <w:ind w:firstLine="709"/>
+      </w:pPr>
+    </w:p>
+    <w:p>
+      <w:pPr>
+        <w:spacing w:after="0"/>
+        <w:ind w:firstLine="709"/>
+      </w:pPr>
+    </w:p>
+    <w:p>
+      <w:pPr>
+        <w:spacing w:after="0"/>
+        <w:ind w:firstLine="709"/>
+      </w:pPr>
+    </w:p>
+    <w:p>
+      <w:pPr>
+        <w:spacing w:after="0"/>
+        <w:ind w:firstLine="709"/>
+      </w:pPr>
+    </w:p>
+    <w:p>
+      <w:pPr>
+        <w:spacing w:after="0"/>
+        <w:ind w:firstLine="709"/>
+      </w:pPr>
+    </w:p>
+    <w:p>
+      <w:pPr>
+        <w:spacing w:after="0"/>
+        <w:ind w:firstLine="709"/>
+      </w:pPr>
+    </w:p>
+    <w:p>
+      <w:pPr>
+        <w:spacing w:after="0"/>
+        <w:ind w:firstLine="709"/>
+      </w:pPr>
+    </w:p>
+    <w:p>
+      <w:pPr>
+        <w:spacing w:after="0"/>
+        <w:ind w:firstLine="709"/>
+      </w:pPr>
+    </w:p>
+    <w:p>
+      <w:pPr>
+        <w:spacing w:after="0"/>
+        <w:ind w:firstLine="709"/>
+      </w:pPr>
+    </w:p>
+    <w:p>
+      <w:pPr>
+        <w:spacing w:after="0"/>
+        <w:ind w:firstLine="709"/>
+      </w:pPr>
+    </w:p>
+    <w:p>
+      <w:pPr>
+        <w:spacing w:after="0"/>
+        <w:ind w:firstLine="709"/>
+      </w:pPr>
+    </w:p>
+    <w:p>
+      <w:pPr>
+        <w:spacing w:after="0"/>
+        <w:ind w:firstLine="709"/>
+      </w:pPr>
+      <w:bookmarkStart w:id="0" w:name="_GoBack"/>
+      <w:bookmarkEnd w:id="0"/>
+      <w:r>
+        <w:lastRenderedPageBreak/>
         <w:br/>
       </w:r>
       <w:r>
@@ -441,13 +608,16 @@
         <w:br/>
       </w:r>
       <w:r>
-        <w:lastRenderedPageBreak/>
         <w:t>наши модельки  выходят на 80-100 КБ</w:t>
       </w:r>
       <w:r>
         <w:br/>
       </w:r>
       <w:r>
+        <w:rPr>
+          <w:noProof/>
+          <w:lang w:eastAsia="ru-RU"/>
+        </w:rPr>
         <w:drawing>
           <wp:inline distT="0" distB="0" distL="0" distR="0" wp14:anchorId="54DB2519" wp14:editId="1FCF4652">
             <wp:extent cx="5939790" cy="4453890"/>
